--- a/services/proposal-generator/templates/verticals/nba/master.docx
+++ b/services/proposal-generator/templates/verticals/nba/master.docx
@@ -235,6 +235,29 @@
     <w:p>
       <w:r>
         <w:br w:type="page"/>
+      </w:r>
+    </w:p>
+    <w:p>
+      <w:r>
+        <w:t>{#narratives.special_notes}</w:t>
+      </w:r>
+    </w:p>
+    <w:p>
+      <w:pPr>
+        <w:pStyle w:val="Heading2"/>
+      </w:pPr>
+      <w:r>
+        <w:t>Special Notes</w:t>
+      </w:r>
+    </w:p>
+    <w:p>
+      <w:r>
+        <w:t>{narratives.special_notes}</w:t>
+      </w:r>
+    </w:p>
+    <w:p>
+      <w:r>
+        <w:t>{/narratives.special_notes}</w:t>
       </w:r>
     </w:p>
     <w:p>
@@ -559,7 +582,7 @@
               <w:keepNext/>
             </w:pPr>
             <w:r>
-              <w:t>{taxes}</w:t>
+              <w:t>{taxes} / {fees}</w:t>
             </w:r>
           </w:p>
         </w:tc>
@@ -614,7 +637,7 @@
               <w:keepLines/>
             </w:pPr>
             <w:r>
-              <w:t>{subtotalTaxes}</w:t>
+              <w:t>{subtotalTaxes} / {subtotalFees}</w:t>
             </w:r>
           </w:p>
         </w:tc>
@@ -686,7 +709,7 @@
               <w:keepLines/>
             </w:pPr>
             <w:r>
-              <w:t>{premiumSummary.grandTotalTaxes}</w:t>
+              <w:t>{premiumSummary.grandTotalTaxes} / {premiumSummary.grandTotalFees}</w:t>
             </w:r>
           </w:p>
         </w:tc>

--- a/services/proposal-generator/templates/verticals/nba/master.docx
+++ b/services/proposal-generator/templates/verticals/nba/master.docx
@@ -60,7 +60,7 @@
     </w:p>
     <w:p>
       <w:r>
-        <w:t>Fortress Agency Management</w:t>
+        <w:t>NBA Insurance Services</w:t>
       </w:r>
     </w:p>
     <w:p>
@@ -270,7 +270,7 @@
     </w:p>
     <w:p>
       <w:r>
-        <w:t>{%lobSectionsXml}</w:t>
+        <w:t>{@lobSectionsXml}</w:t>
       </w:r>
     </w:p>
     <w:p>
@@ -735,7 +735,7 @@
     </w:p>
     <w:p>
       <w:r>
-        <w:t>{%boilerplateSectionsXml}</w:t>
+        <w:t>{@boilerplateSectionsXml}</w:t>
       </w:r>
     </w:p>
     <w:sectPr>

--- a/services/proposal-generator/templates/verticals/nba/master.docx
+++ b/services/proposal-generator/templates/verticals/nba/master.docx
@@ -77,10 +77,113 @@
       </w:r>
     </w:p>
     <w:p>
+      <w:pPr>
+        <w:ind w:left="0"/>
+      </w:pPr>
       <w:r>
-        <w:fldChar w:fldCharType="begin"/>
-        <w:instrText xml:space="preserve"> TOC \o "1-3" \h \z \u </w:instrText>
-        <w:fldChar w:fldCharType="end"/>
+        <w:rPr>
+          <w:sz w:val="22"/>
+        </w:rPr>
+        <w:t>Your Service Team</w:t>
+      </w:r>
+    </w:p>
+    <w:p>
+      <w:pPr>
+        <w:ind w:left="0"/>
+      </w:pPr>
+      <w:r>
+        <w:rPr>
+          <w:sz w:val="22"/>
+        </w:rPr>
+        <w:t>Premium Summary</w:t>
+      </w:r>
+    </w:p>
+    <w:p>
+      <w:pPr>
+        <w:ind w:left="0"/>
+      </w:pPr>
+      <w:r>
+        <w:rPr>
+          <w:sz w:val="22"/>
+        </w:rPr>
+        <w:t>Market Response</w:t>
+      </w:r>
+    </w:p>
+    <w:p>
+      <w:pPr>
+        <w:ind w:left="0"/>
+      </w:pPr>
+      <w:r>
+        <w:rPr>
+          <w:sz w:val="22"/>
+        </w:rPr>
+        <w:t>Executive Summary</w:t>
+      </w:r>
+    </w:p>
+    <w:p>
+      <w:pPr>
+        <w:ind w:left="0"/>
+      </w:pPr>
+      <w:r>
+        <w:rPr>
+          <w:sz w:val="22"/>
+        </w:rPr>
+        <w:t>Coverage Details</w:t>
+      </w:r>
+    </w:p>
+    <w:p>
+      <w:pPr>
+        <w:ind w:left="360"/>
+      </w:pPr>
+      <w:r>
+        <w:rPr>
+          <w:sz w:val="22"/>
+        </w:rPr>
+        <w:t xml:space="preserve">    General Liability</w:t>
+      </w:r>
+    </w:p>
+    <w:p>
+      <w:pPr>
+        <w:ind w:left="360"/>
+      </w:pPr>
+      <w:r>
+        <w:rPr>
+          <w:sz w:val="22"/>
+        </w:rPr>
+        <w:t xml:space="preserve">    Workers' Compensation</w:t>
+      </w:r>
+    </w:p>
+    <w:p>
+      <w:pPr>
+        <w:ind w:left="360"/>
+      </w:pPr>
+      <w:r>
+        <w:rPr>
+          <w:sz w:val="22"/>
+        </w:rPr>
+        <w:t xml:space="preserve">    Commercial Property</w:t>
+      </w:r>
+    </w:p>
+    <w:p>
+      <w:pPr>
+        <w:ind w:left="0"/>
+      </w:pPr>
+      <w:r>
+        <w:rPr>
+          <w:sz w:val="22"/>
+        </w:rPr>
+        <w:t>Recommendations</w:t>
+      </w:r>
+    </w:p>
+    <w:p>
+      <w:pPr>
+        <w:ind w:left="0"/>
+      </w:pPr>
+      <w:r>
+        <w:rPr>
+          <w:sz w:val="22"/>
+        </w:rPr>
+        <w:t>About NBA Insurance Services</w:t>
       </w:r>
     </w:p>
     <w:p>
@@ -224,235 +327,6 @@
         <w:pStyle w:val="Heading1"/>
       </w:pPr>
       <w:r>
-        <w:t>Executive Summary</w:t>
-      </w:r>
-    </w:p>
-    <w:p>
-      <w:r>
-        <w:t>{narratives.executive_summary}</w:t>
-      </w:r>
-    </w:p>
-    <w:p>
-      <w:r>
-        <w:br w:type="page"/>
-      </w:r>
-    </w:p>
-    <w:p>
-      <w:r>
-        <w:t>{#narratives.special_notes}</w:t>
-      </w:r>
-    </w:p>
-    <w:p>
-      <w:pPr>
-        <w:pStyle w:val="Heading2"/>
-      </w:pPr>
-      <w:r>
-        <w:t>Special Notes</w:t>
-      </w:r>
-    </w:p>
-    <w:p>
-      <w:r>
-        <w:t>{narratives.special_notes}</w:t>
-      </w:r>
-    </w:p>
-    <w:p>
-      <w:r>
-        <w:t>{/narratives.special_notes}</w:t>
-      </w:r>
-    </w:p>
-    <w:p>
-      <w:pPr>
-        <w:pStyle w:val="Heading1"/>
-      </w:pPr>
-      <w:r>
-        <w:t>Coverage Details</w:t>
-      </w:r>
-    </w:p>
-    <w:p>
-      <w:r>
-        <w:t>{@lobSectionsXml}</w:t>
-      </w:r>
-    </w:p>
-    <w:p>
-      <w:r>
-        <w:br w:type="page"/>
-      </w:r>
-    </w:p>
-    <w:p>
-      <w:r>
-        <w:t>{#hasMarketResponses}</w:t>
-      </w:r>
-    </w:p>
-    <w:p>
-      <w:pPr>
-        <w:pStyle w:val="Heading1"/>
-      </w:pPr>
-      <w:r>
-        <w:t>Market Response</w:t>
-      </w:r>
-    </w:p>
-    <w:tbl>
-      <w:tblPr>
-        <w:tblStyle w:val="TableGrid"/>
-        <w:tblW w:type="auto" w:w="0"/>
-        <w:tblLook w:firstColumn="1" w:firstRow="1" w:lastColumn="0" w:lastRow="0" w:noHBand="0" w:noVBand="1" w:val="04A0"/>
-      </w:tblPr>
-      <w:tblGrid>
-        <w:gridCol w:w="2160"/>
-        <w:gridCol w:w="2160"/>
-        <w:gridCol w:w="2160"/>
-        <w:gridCol w:w="2160"/>
-      </w:tblGrid>
-      <w:tr>
-        <w:trPr>
-          <w:tblHeader/>
-          <w:tblHeader/>
-        </w:trPr>
-        <w:tc>
-          <w:tcPr>
-            <w:tcW w:type="dxa" w:w="2160"/>
-          </w:tcPr>
-          <w:p>
-            <w:pPr>
-              <w:keepLines/>
-              <w:keepNext/>
-            </w:pPr>
-            <w:r>
-              <w:t>Carrier</w:t>
-            </w:r>
-          </w:p>
-        </w:tc>
-        <w:tc>
-          <w:tcPr>
-            <w:tcW w:type="dxa" w:w="2160"/>
-          </w:tcPr>
-          <w:p>
-            <w:pPr>
-              <w:keepLines/>
-              <w:keepNext/>
-            </w:pPr>
-            <w:r>
-              <w:t>Line of Business</w:t>
-            </w:r>
-          </w:p>
-        </w:tc>
-        <w:tc>
-          <w:tcPr>
-            <w:tcW w:type="dxa" w:w="2160"/>
-          </w:tcPr>
-          <w:p>
-            <w:pPr>
-              <w:keepLines/>
-              <w:keepNext/>
-            </w:pPr>
-            <w:r>
-              <w:t>Status</w:t>
-            </w:r>
-          </w:p>
-        </w:tc>
-        <w:tc>
-          <w:tcPr>
-            <w:tcW w:type="dxa" w:w="2160"/>
-          </w:tcPr>
-          <w:p>
-            <w:pPr>
-              <w:keepLines/>
-              <w:keepNext/>
-            </w:pPr>
-            <w:r>
-              <w:t>Notes / Reason</w:t>
-            </w:r>
-          </w:p>
-        </w:tc>
-      </w:tr>
-      <w:tr>
-        <w:tc>
-          <w:tcPr>
-            <w:tcW w:type="dxa" w:w="2160"/>
-          </w:tcPr>
-          <w:p>
-            <w:pPr>
-              <w:keepLines/>
-            </w:pPr>
-            <w:r>
-              <w:t>{#marketResponses}{carrierName}</w:t>
-            </w:r>
-          </w:p>
-        </w:tc>
-        <w:tc>
-          <w:tcPr>
-            <w:tcW w:type="dxa" w:w="2160"/>
-          </w:tcPr>
-          <w:p>
-            <w:pPr>
-              <w:keepLines/>
-            </w:pPr>
-            <w:r>
-              <w:t>{lobDisplay}</w:t>
-            </w:r>
-          </w:p>
-        </w:tc>
-        <w:tc>
-          <w:tcPr>
-            <w:tcW w:type="dxa" w:w="2160"/>
-          </w:tcPr>
-          <w:p>
-            <w:pPr>
-              <w:keepLines/>
-            </w:pPr>
-            <w:r>
-              <w:t>{statusDisplay}</w:t>
-            </w:r>
-          </w:p>
-        </w:tc>
-        <w:tc>
-          <w:tcPr>
-            <w:tcW w:type="dxa" w:w="2160"/>
-          </w:tcPr>
-          <w:p>
-            <w:pPr>
-              <w:keepLines/>
-            </w:pPr>
-            <w:r>
-              <w:t>{reason}{/marketResponses}</w:t>
-            </w:r>
-          </w:p>
-        </w:tc>
-      </w:tr>
-    </w:tbl>
-    <w:p>
-      <w:r>
-        <w:br w:type="page"/>
-      </w:r>
-    </w:p>
-    <w:p>
-      <w:r>
-        <w:t>{/hasMarketResponses}</w:t>
-      </w:r>
-    </w:p>
-    <w:p>
-      <w:pPr>
-        <w:pStyle w:val="Heading1"/>
-      </w:pPr>
-      <w:r>
-        <w:t>Recommendations</w:t>
-      </w:r>
-    </w:p>
-    <w:p>
-      <w:r>
-        <w:t>{narratives.recommendations}</w:t>
-      </w:r>
-    </w:p>
-    <w:p>
-      <w:r>
-        <w:br w:type="page"/>
-      </w:r>
-    </w:p>
-    <w:p>
-      <w:pPr>
-        <w:pStyle w:val="Heading1"/>
-      </w:pPr>
-      <w:r>
         <w:t>Premium Summary</w:t>
       </w:r>
     </w:p>
@@ -489,6 +363,7 @@
         <w:tc>
           <w:tcPr>
             <w:tcW w:type="dxa" w:w="2160"/>
+            <w:shd w:val="clear" w:color="auto" w:fill="BDD7EE"/>
           </w:tcPr>
           <w:p>
             <w:pPr>
@@ -496,6 +371,9 @@
               <w:keepNext/>
             </w:pPr>
             <w:r>
+              <w:rPr>
+                <w:b/>
+              </w:rPr>
               <w:t>Carrier</w:t>
             </w:r>
           </w:p>
@@ -503,6 +381,7 @@
         <w:tc>
           <w:tcPr>
             <w:tcW w:type="dxa" w:w="2160"/>
+            <w:shd w:val="clear" w:color="auto" w:fill="BDD7EE"/>
           </w:tcPr>
           <w:p>
             <w:pPr>
@@ -510,6 +389,9 @@
               <w:keepNext/>
             </w:pPr>
             <w:r>
+              <w:rPr>
+                <w:b/>
+              </w:rPr>
               <w:t>Premium</w:t>
             </w:r>
           </w:p>
@@ -517,6 +399,7 @@
         <w:tc>
           <w:tcPr>
             <w:tcW w:type="dxa" w:w="2160"/>
+            <w:shd w:val="clear" w:color="auto" w:fill="BDD7EE"/>
           </w:tcPr>
           <w:p>
             <w:pPr>
@@ -524,6 +407,9 @@
               <w:keepNext/>
             </w:pPr>
             <w:r>
+              <w:rPr>
+                <w:b/>
+              </w:rPr>
               <w:t>Taxes &amp; Fees</w:t>
             </w:r>
           </w:p>
@@ -531,6 +417,7 @@
         <w:tc>
           <w:tcPr>
             <w:tcW w:type="dxa" w:w="2160"/>
+            <w:shd w:val="clear" w:color="auto" w:fill="BDD7EE"/>
           </w:tcPr>
           <w:p>
             <w:pPr>
@@ -538,6 +425,9 @@
               <w:keepNext/>
             </w:pPr>
             <w:r>
+              <w:rPr>
+                <w:b/>
+              </w:rPr>
               <w:t>Total</w:t>
             </w:r>
           </w:p>
@@ -728,6 +618,251 @@
         </w:tc>
       </w:tr>
     </w:tbl>
+    <w:p>
+      <w:r>
+        <w:br w:type="page"/>
+      </w:r>
+    </w:p>
+    <w:p>
+      <w:r>
+        <w:t>{#hasMarketResponses}</w:t>
+      </w:r>
+    </w:p>
+    <w:p>
+      <w:pPr>
+        <w:pStyle w:val="Heading1"/>
+      </w:pPr>
+      <w:r>
+        <w:t>Market Response</w:t>
+      </w:r>
+    </w:p>
+    <w:tbl>
+      <w:tblPr>
+        <w:tblStyle w:val="TableGrid"/>
+        <w:tblW w:type="auto" w:w="0"/>
+        <w:tblLook w:firstColumn="1" w:firstRow="1" w:lastColumn="0" w:lastRow="0" w:noHBand="0" w:noVBand="1" w:val="04A0"/>
+      </w:tblPr>
+      <w:tblGrid>
+        <w:gridCol w:w="2160"/>
+        <w:gridCol w:w="2160"/>
+        <w:gridCol w:w="2160"/>
+        <w:gridCol w:w="2160"/>
+      </w:tblGrid>
+      <w:tr>
+        <w:trPr>
+          <w:tblHeader/>
+          <w:tblHeader/>
+        </w:trPr>
+        <w:tc>
+          <w:tcPr>
+            <w:tcW w:type="dxa" w:w="2160"/>
+            <w:shd w:val="clear" w:color="auto" w:fill="BDD7EE"/>
+          </w:tcPr>
+          <w:p>
+            <w:pPr>
+              <w:keepLines/>
+              <w:keepNext/>
+            </w:pPr>
+            <w:r>
+              <w:rPr>
+                <w:b/>
+              </w:rPr>
+              <w:t>Carrier</w:t>
+            </w:r>
+          </w:p>
+        </w:tc>
+        <w:tc>
+          <w:tcPr>
+            <w:tcW w:type="dxa" w:w="2160"/>
+            <w:shd w:val="clear" w:color="auto" w:fill="BDD7EE"/>
+          </w:tcPr>
+          <w:p>
+            <w:pPr>
+              <w:keepLines/>
+              <w:keepNext/>
+            </w:pPr>
+            <w:r>
+              <w:rPr>
+                <w:b/>
+              </w:rPr>
+              <w:t>Line of Business</w:t>
+            </w:r>
+          </w:p>
+        </w:tc>
+        <w:tc>
+          <w:tcPr>
+            <w:tcW w:type="dxa" w:w="2160"/>
+            <w:shd w:val="clear" w:color="auto" w:fill="BDD7EE"/>
+          </w:tcPr>
+          <w:p>
+            <w:pPr>
+              <w:keepLines/>
+              <w:keepNext/>
+            </w:pPr>
+            <w:r>
+              <w:rPr>
+                <w:b/>
+              </w:rPr>
+              <w:t>Status</w:t>
+            </w:r>
+          </w:p>
+        </w:tc>
+        <w:tc>
+          <w:tcPr>
+            <w:tcW w:type="dxa" w:w="2160"/>
+            <w:shd w:val="clear" w:color="auto" w:fill="BDD7EE"/>
+          </w:tcPr>
+          <w:p>
+            <w:pPr>
+              <w:keepLines/>
+              <w:keepNext/>
+            </w:pPr>
+            <w:r>
+              <w:rPr>
+                <w:b/>
+              </w:rPr>
+              <w:t>Notes / Reason</w:t>
+            </w:r>
+          </w:p>
+        </w:tc>
+      </w:tr>
+      <w:tr>
+        <w:tc>
+          <w:tcPr>
+            <w:tcW w:type="dxa" w:w="2160"/>
+          </w:tcPr>
+          <w:p>
+            <w:pPr>
+              <w:keepLines/>
+            </w:pPr>
+            <w:r>
+              <w:t>{#marketResponses}{carrierName}</w:t>
+            </w:r>
+          </w:p>
+        </w:tc>
+        <w:tc>
+          <w:tcPr>
+            <w:tcW w:type="dxa" w:w="2160"/>
+          </w:tcPr>
+          <w:p>
+            <w:pPr>
+              <w:keepLines/>
+            </w:pPr>
+            <w:r>
+              <w:t>{lobDisplay}</w:t>
+            </w:r>
+          </w:p>
+        </w:tc>
+        <w:tc>
+          <w:tcPr>
+            <w:tcW w:type="dxa" w:w="2160"/>
+          </w:tcPr>
+          <w:p>
+            <w:pPr>
+              <w:keepLines/>
+            </w:pPr>
+            <w:r>
+              <w:t>{statusDisplay}</w:t>
+            </w:r>
+          </w:p>
+        </w:tc>
+        <w:tc>
+          <w:tcPr>
+            <w:tcW w:type="dxa" w:w="2160"/>
+          </w:tcPr>
+          <w:p>
+            <w:pPr>
+              <w:keepLines/>
+            </w:pPr>
+            <w:r>
+              <w:t>{reason}{/marketResponses}</w:t>
+            </w:r>
+          </w:p>
+        </w:tc>
+      </w:tr>
+    </w:tbl>
+    <w:p>
+      <w:r>
+        <w:br w:type="page"/>
+      </w:r>
+    </w:p>
+    <w:p>
+      <w:r>
+        <w:t>{/hasMarketResponses}</w:t>
+      </w:r>
+    </w:p>
+    <w:p>
+      <w:pPr>
+        <w:pStyle w:val="Heading1"/>
+      </w:pPr>
+      <w:r>
+        <w:t>Executive Summary</w:t>
+      </w:r>
+    </w:p>
+    <w:p>
+      <w:r>
+        <w:t>{narratives.executive_summary}</w:t>
+      </w:r>
+    </w:p>
+    <w:p>
+      <w:r>
+        <w:br w:type="page"/>
+      </w:r>
+    </w:p>
+    <w:p>
+      <w:r>
+        <w:t>{#narratives.special_notes}</w:t>
+      </w:r>
+    </w:p>
+    <w:p>
+      <w:pPr>
+        <w:pStyle w:val="Heading2"/>
+      </w:pPr>
+      <w:r>
+        <w:t>Special Notes</w:t>
+      </w:r>
+    </w:p>
+    <w:p>
+      <w:r>
+        <w:t>{narratives.special_notes}</w:t>
+      </w:r>
+    </w:p>
+    <w:p>
+      <w:r>
+        <w:t>{/narratives.special_notes}</w:t>
+      </w:r>
+    </w:p>
+    <w:p>
+      <w:pPr>
+        <w:pStyle w:val="Heading1"/>
+      </w:pPr>
+      <w:r>
+        <w:t>Coverage Details</w:t>
+      </w:r>
+    </w:p>
+    <w:p>
+      <w:r>
+        <w:t>{@lobSectionsXml}</w:t>
+      </w:r>
+    </w:p>
+    <w:p>
+      <w:r>
+        <w:br w:type="page"/>
+      </w:r>
+    </w:p>
+    <w:p>
+      <w:pPr>
+        <w:pStyle w:val="Heading1"/>
+      </w:pPr>
+      <w:r>
+        <w:t>Recommendations</w:t>
+      </w:r>
+    </w:p>
+    <w:p>
+      <w:r>
+        <w:t>{narratives.recommendations}</w:t>
+      </w:r>
+    </w:p>
     <w:p>
       <w:r>
         <w:br w:type="page"/>

--- a/services/proposal-generator/templates/verticals/nba/master.docx
+++ b/services/proposal-generator/templates/verticals/nba/master.docx
@@ -84,7 +84,7 @@
         <w:rPr>
           <w:sz w:val="22"/>
         </w:rPr>
-        <w:t>Your Service Team</w:t>
+        <w:t>Your Service Team ................................. —</w:t>
       </w:r>
     </w:p>
     <w:p>
@@ -95,7 +95,7 @@
         <w:rPr>
           <w:sz w:val="22"/>
         </w:rPr>
-        <w:t>Premium Summary</w:t>
+        <w:t>Premium Summary ................................... —</w:t>
       </w:r>
     </w:p>
     <w:p>
@@ -106,7 +106,7 @@
         <w:rPr>
           <w:sz w:val="22"/>
         </w:rPr>
-        <w:t>Market Response</w:t>
+        <w:t>Market Response ................................... —</w:t>
       </w:r>
     </w:p>
     <w:p>
@@ -117,7 +117,7 @@
         <w:rPr>
           <w:sz w:val="22"/>
         </w:rPr>
-        <w:t>Executive Summary</w:t>
+        <w:t>Executive Summary ................................. —</w:t>
       </w:r>
     </w:p>
     <w:p>
@@ -128,7 +128,7 @@
         <w:rPr>
           <w:sz w:val="22"/>
         </w:rPr>
-        <w:t>Coverage Details</w:t>
+        <w:t>Coverage Details .................................. —</w:t>
       </w:r>
     </w:p>
     <w:p>
@@ -139,7 +139,7 @@
         <w:rPr>
           <w:sz w:val="22"/>
         </w:rPr>
-        <w:t xml:space="preserve">    General Liability</w:t>
+        <w:t>General Liability ............................. —</w:t>
       </w:r>
     </w:p>
     <w:p>
@@ -150,7 +150,7 @@
         <w:rPr>
           <w:sz w:val="22"/>
         </w:rPr>
-        <w:t xml:space="preserve">    Workers' Compensation</w:t>
+        <w:t>Workers' Compensation ......................... —</w:t>
       </w:r>
     </w:p>
     <w:p>
@@ -161,7 +161,7 @@
         <w:rPr>
           <w:sz w:val="22"/>
         </w:rPr>
-        <w:t xml:space="preserve">    Commercial Property</w:t>
+        <w:t>Commercial Property ........................... —</w:t>
       </w:r>
     </w:p>
     <w:p>
@@ -172,7 +172,7 @@
         <w:rPr>
           <w:sz w:val="22"/>
         </w:rPr>
-        <w:t>Recommendations</w:t>
+        <w:t>Recommendations ................................... —</w:t>
       </w:r>
     </w:p>
     <w:p>
@@ -183,7 +183,7 @@
         <w:rPr>
           <w:sz w:val="22"/>
         </w:rPr>
-        <w:t>About NBA Insurance Services</w:t>
+        <w:t>About NBA Insurance Services ...................... —</w:t>
       </w:r>
     </w:p>
     <w:p>
@@ -322,27 +322,39 @@
         <w:t>{/hasTeam}</w:t>
       </w:r>
     </w:p>
-    <w:p>
-      <w:pPr>
-        <w:pStyle w:val="Heading1"/>
-      </w:pPr>
-      <w:r>
-        <w:t>Premium Summary</w:t>
-      </w:r>
-    </w:p>
-    <w:p>
-      <w:r>
-        <w:t>{#premiumSummary.byLob}</w:t>
-      </w:r>
-    </w:p>
-    <w:p>
-      <w:pPr>
-        <w:pStyle w:val="Heading2"/>
-      </w:pPr>
-      <w:r>
-        <w:t>{displayName}</w:t>
-      </w:r>
-    </w:p>
+    <w:tbl>
+      <w:tblPr>
+        <w:tblStyle w:val="TableGrid"/>
+        <w:tblW w:type="auto" w:w="0"/>
+        <w:tblLook w:firstColumn="1" w:firstRow="1" w:lastColumn="0" w:lastRow="0" w:noHBand="0" w:noVBand="1" w:val="04A0"/>
+        <w:tblW w:w="8640" w:type="dxa"/>
+      </w:tblPr>
+      <w:tblGrid>
+        <w:gridCol w:w="8640"/>
+      </w:tblGrid>
+      <w:tr>
+        <w:tc>
+          <w:tcPr>
+            <w:tcW w:type="dxa" w:w="8640"/>
+            <w:shd w:val="clear" w:color="auto" w:fill="1F3864"/>
+            <w:tcW w:w="8640" w:type="dxa"/>
+          </w:tcPr>
+          <w:p>
+            <w:pPr>
+              <w:spacing w:before="80" w:after="80"/>
+            </w:pPr>
+            <w:r>
+              <w:rPr>
+                <w:b/>
+                <w:color w:val="FFFFFF"/>
+                <w:sz w:val="28"/>
+              </w:rPr>
+              <w:t>PREMIUM SUMMARY</w:t>
+            </w:r>
+          </w:p>
+        </w:tc>
+      </w:tr>
+    </w:tbl>
     <w:tbl>
       <w:tblPr>
         <w:tblStyle w:val="TableGrid"/>
@@ -350,10 +362,9 @@
         <w:tblLook w:firstColumn="1" w:firstRow="1" w:lastColumn="0" w:lastRow="0" w:noHBand="0" w:noVBand="1" w:val="04A0"/>
       </w:tblPr>
       <w:tblGrid>
-        <w:gridCol w:w="2160"/>
-        <w:gridCol w:w="2160"/>
-        <w:gridCol w:w="2160"/>
-        <w:gridCol w:w="2160"/>
+        <w:gridCol w:w="2880"/>
+        <w:gridCol w:w="2880"/>
+        <w:gridCol w:w="2880"/>
       </w:tblGrid>
       <w:tr>
         <w:trPr>
@@ -362,7 +373,7 @@
         </w:trPr>
         <w:tc>
           <w:tcPr>
-            <w:tcW w:type="dxa" w:w="2160"/>
+            <w:tcW w:type="dxa" w:w="2880"/>
             <w:shd w:val="clear" w:color="auto" w:fill="BDD7EE"/>
           </w:tcPr>
           <w:p>
@@ -374,13 +385,13 @@
               <w:rPr>
                 <w:b/>
               </w:rPr>
-              <w:t>Carrier</w:t>
+              <w:t>COVERAGE</w:t>
             </w:r>
           </w:p>
         </w:tc>
         <w:tc>
           <w:tcPr>
-            <w:tcW w:type="dxa" w:w="2160"/>
+            <w:tcW w:type="dxa" w:w="2880"/>
             <w:shd w:val="clear" w:color="auto" w:fill="BDD7EE"/>
           </w:tcPr>
           <w:p>
@@ -392,13 +403,13 @@
               <w:rPr>
                 <w:b/>
               </w:rPr>
-              <w:t>Premium</w:t>
+              <w:t>EXPOSURE / HIGHLIGHTS</w:t>
             </w:r>
           </w:p>
         </w:tc>
         <w:tc>
           <w:tcPr>
-            <w:tcW w:type="dxa" w:w="2160"/>
+            <w:tcW w:type="dxa" w:w="2880"/>
             <w:shd w:val="clear" w:color="auto" w:fill="BDD7EE"/>
           </w:tcPr>
           <w:p>
@@ -410,25 +421,7 @@
               <w:rPr>
                 <w:b/>
               </w:rPr>
-              <w:t>Taxes &amp; Fees</w:t>
-            </w:r>
-          </w:p>
-        </w:tc>
-        <w:tc>
-          <w:tcPr>
-            <w:tcW w:type="dxa" w:w="2160"/>
-            <w:shd w:val="clear" w:color="auto" w:fill="BDD7EE"/>
-          </w:tcPr>
-          <w:p>
-            <w:pPr>
-              <w:keepLines/>
-              <w:keepNext/>
-            </w:pPr>
-            <w:r>
-              <w:rPr>
-                <w:b/>
-              </w:rPr>
-              <w:t>Total</w:t>
+              <w:t>PREMIUM</w:t>
             </w:r>
           </w:p>
         </w:tc>
@@ -436,121 +429,45 @@
       <w:tr>
         <w:tc>
           <w:tcPr>
-            <w:tcW w:type="dxa" w:w="2160"/>
-          </w:tcPr>
-          <w:p>
-            <w:pPr>
-              <w:keepLines/>
-              <w:keepNext/>
-            </w:pPr>
-            <w:r>
-              <w:t>{#quotes}{carrier}</w:t>
-            </w:r>
-          </w:p>
-        </w:tc>
-        <w:tc>
-          <w:tcPr>
-            <w:tcW w:type="dxa" w:w="2160"/>
-          </w:tcPr>
-          <w:p>
-            <w:pPr>
-              <w:keepLines/>
-              <w:keepNext/>
-            </w:pPr>
-            <w:r>
-              <w:t>{premium}</w:t>
-            </w:r>
-          </w:p>
-        </w:tc>
-        <w:tc>
-          <w:tcPr>
-            <w:tcW w:type="dxa" w:w="2160"/>
-          </w:tcPr>
-          <w:p>
-            <w:pPr>
-              <w:keepLines/>
-              <w:keepNext/>
-            </w:pPr>
-            <w:r>
-              <w:t>{taxes} / {fees}</w:t>
-            </w:r>
-          </w:p>
-        </w:tc>
-        <w:tc>
-          <w:tcPr>
-            <w:tcW w:type="dxa" w:w="2160"/>
-          </w:tcPr>
-          <w:p>
-            <w:pPr>
-              <w:keepLines/>
-              <w:keepNext/>
-            </w:pPr>
-            <w:r>
-              <w:t>{totalCost}{/quotes}</w:t>
-            </w:r>
-          </w:p>
-        </w:tc>
-      </w:tr>
-      <w:tr>
-        <w:tc>
-          <w:tcPr>
-            <w:tcW w:type="dxa" w:w="2160"/>
+            <w:tcW w:type="dxa" w:w="2880"/>
           </w:tcPr>
           <w:p>
             <w:pPr>
               <w:keepLines/>
             </w:pPr>
             <w:r>
-              <w:t>Subtotal</w:t>
+              <w:t>{#premiumRows}{coverageLabel}</w:t>
             </w:r>
           </w:p>
         </w:tc>
         <w:tc>
           <w:tcPr>
-            <w:tcW w:type="dxa" w:w="2160"/>
+            <w:tcW w:type="dxa" w:w="2880"/>
           </w:tcPr>
           <w:p>
             <w:pPr>
               <w:keepLines/>
             </w:pPr>
             <w:r>
-              <w:t>{subtotalPremium}</w:t>
+              <w:t>{exposureHighlights}</w:t>
             </w:r>
           </w:p>
         </w:tc>
         <w:tc>
           <w:tcPr>
-            <w:tcW w:type="dxa" w:w="2160"/>
+            <w:tcW w:type="dxa" w:w="2880"/>
           </w:tcPr>
           <w:p>
             <w:pPr>
               <w:keepLines/>
             </w:pPr>
             <w:r>
-              <w:t>{subtotalTaxes} / {subtotalFees}</w:t>
-            </w:r>
-          </w:p>
-        </w:tc>
-        <w:tc>
-          <w:tcPr>
-            <w:tcW w:type="dxa" w:w="2160"/>
-          </w:tcPr>
-          <w:p>
-            <w:pPr>
-              <w:keepLines/>
-            </w:pPr>
-            <w:r>
-              <w:t>{subtotalTotalCost}</w:t>
+              <w:t>{formattedPremium}{/premiumRows}</w:t>
             </w:r>
           </w:p>
         </w:tc>
       </w:tr>
     </w:tbl>
-    <w:p>
-      <w:r>
-        <w:t>{/premiumSummary.byLob}</w:t>
-      </w:r>
-    </w:p>
     <w:tbl>
       <w:tblPr>
         <w:tblStyle w:val="TableGrid"/>
@@ -558,61 +475,55 @@
         <w:tblLook w:firstColumn="1" w:firstRow="1" w:lastColumn="0" w:lastRow="0" w:noHBand="0" w:noVBand="1" w:val="04A0"/>
       </w:tblPr>
       <w:tblGrid>
-        <w:gridCol w:w="2160"/>
-        <w:gridCol w:w="2160"/>
-        <w:gridCol w:w="2160"/>
-        <w:gridCol w:w="2160"/>
+        <w:gridCol w:w="2880"/>
+        <w:gridCol w:w="2880"/>
+        <w:gridCol w:w="2880"/>
       </w:tblGrid>
       <w:tr>
         <w:tc>
           <w:tcPr>
-            <w:tcW w:type="dxa" w:w="2160"/>
+            <w:tcW w:type="dxa" w:w="2880"/>
           </w:tcPr>
           <w:p>
             <w:pPr>
               <w:keepLines/>
             </w:pPr>
             <w:r>
-              <w:t>Grand Total</w:t>
+              <w:rPr>
+                <w:b/>
+              </w:rPr>
+              <w:t>TOTAL</w:t>
             </w:r>
           </w:p>
         </w:tc>
         <w:tc>
           <w:tcPr>
-            <w:tcW w:type="dxa" w:w="2160"/>
+            <w:tcW w:type="dxa" w:w="2880"/>
           </w:tcPr>
           <w:p>
             <w:pPr>
               <w:keepLines/>
             </w:pPr>
             <w:r>
-              <w:t>{premiumSummary.grandTotalPremium}</w:t>
+              <w:rPr>
+                <w:b/>
+              </w:rPr>
             </w:r>
           </w:p>
         </w:tc>
         <w:tc>
           <w:tcPr>
-            <w:tcW w:type="dxa" w:w="2160"/>
+            <w:tcW w:type="dxa" w:w="2880"/>
           </w:tcPr>
           <w:p>
             <w:pPr>
               <w:keepLines/>
             </w:pPr>
             <w:r>
-              <w:t>{premiumSummary.grandTotalTaxes} / {premiumSummary.grandTotalFees}</w:t>
-            </w:r>
-          </w:p>
-        </w:tc>
-        <w:tc>
-          <w:tcPr>
-            <w:tcW w:type="dxa" w:w="2160"/>
-          </w:tcPr>
-          <w:p>
-            <w:pPr>
-              <w:keepLines/>
-            </w:pPr>
-            <w:r>
-              <w:t>{premiumSummary.grandTotalCost}</w:t>
+              <w:rPr>
+                <w:b/>
+              </w:rPr>
+              <w:t>{grandTotal}</w:t>
             </w:r>
           </w:p>
         </w:tc>
@@ -628,14 +539,39 @@
         <w:t>{#hasMarketResponses}</w:t>
       </w:r>
     </w:p>
-    <w:p>
-      <w:pPr>
-        <w:pStyle w:val="Heading1"/>
-      </w:pPr>
-      <w:r>
-        <w:t>Market Response</w:t>
-      </w:r>
-    </w:p>
+    <w:tbl>
+      <w:tblPr>
+        <w:tblStyle w:val="TableGrid"/>
+        <w:tblW w:type="auto" w:w="0"/>
+        <w:tblLook w:firstColumn="1" w:firstRow="1" w:lastColumn="0" w:lastRow="0" w:noHBand="0" w:noVBand="1" w:val="04A0"/>
+        <w:tblW w:w="8640" w:type="dxa"/>
+      </w:tblPr>
+      <w:tblGrid>
+        <w:gridCol w:w="8640"/>
+      </w:tblGrid>
+      <w:tr>
+        <w:tc>
+          <w:tcPr>
+            <w:tcW w:type="dxa" w:w="8640"/>
+            <w:shd w:val="clear" w:color="auto" w:fill="1F3864"/>
+            <w:tcW w:w="8640" w:type="dxa"/>
+          </w:tcPr>
+          <w:p>
+            <w:pPr>
+              <w:spacing w:before="80" w:after="80"/>
+            </w:pPr>
+            <w:r>
+              <w:rPr>
+                <w:b/>
+                <w:color w:val="FFFFFF"/>
+                <w:sz w:val="28"/>
+              </w:rPr>
+              <w:t>MARKET RESPONSE</w:t>
+            </w:r>
+          </w:p>
+        </w:tc>
+      </w:tr>
+    </w:tbl>
     <w:tbl>
       <w:tblPr>
         <w:tblStyle w:val="TableGrid"/>
@@ -791,14 +727,39 @@
         <w:t>{/hasMarketResponses}</w:t>
       </w:r>
     </w:p>
-    <w:p>
-      <w:pPr>
-        <w:pStyle w:val="Heading1"/>
-      </w:pPr>
-      <w:r>
-        <w:t>Executive Summary</w:t>
-      </w:r>
-    </w:p>
+    <w:tbl>
+      <w:tblPr>
+        <w:tblStyle w:val="TableGrid"/>
+        <w:tblW w:type="auto" w:w="0"/>
+        <w:tblLook w:firstColumn="1" w:firstRow="1" w:lastColumn="0" w:lastRow="0" w:noHBand="0" w:noVBand="1" w:val="04A0"/>
+        <w:tblW w:w="8640" w:type="dxa"/>
+      </w:tblPr>
+      <w:tblGrid>
+        <w:gridCol w:w="8640"/>
+      </w:tblGrid>
+      <w:tr>
+        <w:tc>
+          <w:tcPr>
+            <w:tcW w:type="dxa" w:w="8640"/>
+            <w:shd w:val="clear" w:color="auto" w:fill="1F3864"/>
+            <w:tcW w:w="8640" w:type="dxa"/>
+          </w:tcPr>
+          <w:p>
+            <w:pPr>
+              <w:spacing w:before="80" w:after="80"/>
+            </w:pPr>
+            <w:r>
+              <w:rPr>
+                <w:b/>
+                <w:color w:val="FFFFFF"/>
+                <w:sz w:val="28"/>
+              </w:rPr>
+              <w:t>EXECUTIVE SUMMARY</w:t>
+            </w:r>
+          </w:p>
+        </w:tc>
+      </w:tr>
+    </w:tbl>
     <w:p>
       <w:r>
         <w:t>{narratives.executive_summary}</w:t>
@@ -832,14 +793,39 @@
         <w:t>{/narratives.special_notes}</w:t>
       </w:r>
     </w:p>
-    <w:p>
-      <w:pPr>
-        <w:pStyle w:val="Heading1"/>
-      </w:pPr>
-      <w:r>
-        <w:t>Coverage Details</w:t>
-      </w:r>
-    </w:p>
+    <w:tbl>
+      <w:tblPr>
+        <w:tblStyle w:val="TableGrid"/>
+        <w:tblW w:type="auto" w:w="0"/>
+        <w:tblLook w:firstColumn="1" w:firstRow="1" w:lastColumn="0" w:lastRow="0" w:noHBand="0" w:noVBand="1" w:val="04A0"/>
+        <w:tblW w:w="8640" w:type="dxa"/>
+      </w:tblPr>
+      <w:tblGrid>
+        <w:gridCol w:w="8640"/>
+      </w:tblGrid>
+      <w:tr>
+        <w:tc>
+          <w:tcPr>
+            <w:tcW w:type="dxa" w:w="8640"/>
+            <w:shd w:val="clear" w:color="auto" w:fill="1F3864"/>
+            <w:tcW w:w="8640" w:type="dxa"/>
+          </w:tcPr>
+          <w:p>
+            <w:pPr>
+              <w:spacing w:before="80" w:after="80"/>
+            </w:pPr>
+            <w:r>
+              <w:rPr>
+                <w:b/>
+                <w:color w:val="FFFFFF"/>
+                <w:sz w:val="28"/>
+              </w:rPr>
+              <w:t>COVERAGE DETAILS</w:t>
+            </w:r>
+          </w:p>
+        </w:tc>
+      </w:tr>
+    </w:tbl>
     <w:p>
       <w:r>
         <w:t>{@lobSectionsXml}</w:t>
@@ -850,14 +836,39 @@
         <w:br w:type="page"/>
       </w:r>
     </w:p>
-    <w:p>
-      <w:pPr>
-        <w:pStyle w:val="Heading1"/>
-      </w:pPr>
-      <w:r>
-        <w:t>Recommendations</w:t>
-      </w:r>
-    </w:p>
+    <w:tbl>
+      <w:tblPr>
+        <w:tblStyle w:val="TableGrid"/>
+        <w:tblW w:type="auto" w:w="0"/>
+        <w:tblLook w:firstColumn="1" w:firstRow="1" w:lastColumn="0" w:lastRow="0" w:noHBand="0" w:noVBand="1" w:val="04A0"/>
+        <w:tblW w:w="8640" w:type="dxa"/>
+      </w:tblPr>
+      <w:tblGrid>
+        <w:gridCol w:w="8640"/>
+      </w:tblGrid>
+      <w:tr>
+        <w:tc>
+          <w:tcPr>
+            <w:tcW w:type="dxa" w:w="8640"/>
+            <w:shd w:val="clear" w:color="auto" w:fill="1F3864"/>
+            <w:tcW w:w="8640" w:type="dxa"/>
+          </w:tcPr>
+          <w:p>
+            <w:pPr>
+              <w:spacing w:before="80" w:after="80"/>
+            </w:pPr>
+            <w:r>
+              <w:rPr>
+                <w:b/>
+                <w:color w:val="FFFFFF"/>
+                <w:sz w:val="28"/>
+              </w:rPr>
+              <w:t>RECOMMENDATIONS</w:t>
+            </w:r>
+          </w:p>
+        </w:tc>
+      </w:tr>
+    </w:tbl>
     <w:p>
       <w:r>
         <w:t>{narratives.recommendations}</w:t>

--- a/services/proposal-generator/templates/verticals/nba/master.docx
+++ b/services/proposal-generator/templates/verticals/nba/master.docx
@@ -78,112 +78,285 @@
     </w:p>
     <w:p>
       <w:pPr>
-        <w:ind w:left="0"/>
+        <w:tabs>
+          <w:tab w:val="right" w:leader="dot" w:pos="8640"/>
+        </w:tabs>
       </w:pPr>
       <w:r>
-        <w:rPr>
-          <w:sz w:val="22"/>
-        </w:rPr>
-        <w:t>Your Service Team ................................. —</w:t>
+        <w:t>Your Service Team</w:t>
+      </w:r>
+      <w:r>
+        <w:tab/>
+      </w:r>
+      <w:r>
+        <w:fldChar w:fldCharType="begin"/>
+      </w:r>
+      <w:r>
+        <w:instrText xml:space="preserve"> PAGEREF _Toc_ServiceTeam \h </w:instrText>
+      </w:r>
+      <w:r>
+        <w:fldChar w:fldCharType="separate"/>
+      </w:r>
+      <w:r>
+        <w:t>1</w:t>
+      </w:r>
+      <w:r>
+        <w:fldChar w:fldCharType="end"/>
       </w:r>
     </w:p>
     <w:p>
       <w:pPr>
-        <w:ind w:left="0"/>
+        <w:tabs>
+          <w:tab w:val="right" w:leader="dot" w:pos="8640"/>
+        </w:tabs>
       </w:pPr>
       <w:r>
-        <w:rPr>
-          <w:sz w:val="22"/>
-        </w:rPr>
-        <w:t>Premium Summary ................................... —</w:t>
+        <w:t>Premium Summary</w:t>
+      </w:r>
+      <w:r>
+        <w:tab/>
+      </w:r>
+      <w:r>
+        <w:fldChar w:fldCharType="begin"/>
+      </w:r>
+      <w:r>
+        <w:instrText xml:space="preserve"> PAGEREF _Toc_PremiumSummary \h </w:instrText>
+      </w:r>
+      <w:r>
+        <w:fldChar w:fldCharType="separate"/>
+      </w:r>
+      <w:r>
+        <w:t>1</w:t>
+      </w:r>
+      <w:r>
+        <w:fldChar w:fldCharType="end"/>
       </w:r>
     </w:p>
     <w:p>
       <w:pPr>
-        <w:ind w:left="0"/>
+        <w:tabs>
+          <w:tab w:val="right" w:leader="dot" w:pos="8640"/>
+        </w:tabs>
       </w:pPr>
       <w:r>
-        <w:rPr>
-          <w:sz w:val="22"/>
-        </w:rPr>
-        <w:t>Market Response ................................... —</w:t>
+        <w:t>Market Response</w:t>
+      </w:r>
+      <w:r>
+        <w:tab/>
+      </w:r>
+      <w:r>
+        <w:fldChar w:fldCharType="begin"/>
+      </w:r>
+      <w:r>
+        <w:instrText xml:space="preserve"> PAGEREF _Toc_MarketResponse \h </w:instrText>
+      </w:r>
+      <w:r>
+        <w:fldChar w:fldCharType="separate"/>
+      </w:r>
+      <w:r>
+        <w:t>1</w:t>
+      </w:r>
+      <w:r>
+        <w:fldChar w:fldCharType="end"/>
       </w:r>
     </w:p>
     <w:p>
       <w:pPr>
-        <w:ind w:left="0"/>
+        <w:tabs>
+          <w:tab w:val="right" w:leader="dot" w:pos="8640"/>
+        </w:tabs>
       </w:pPr>
       <w:r>
-        <w:rPr>
-          <w:sz w:val="22"/>
-        </w:rPr>
-        <w:t>Executive Summary ................................. —</w:t>
+        <w:t>Executive Summary</w:t>
+      </w:r>
+      <w:r>
+        <w:tab/>
+      </w:r>
+      <w:r>
+        <w:fldChar w:fldCharType="begin"/>
+      </w:r>
+      <w:r>
+        <w:instrText xml:space="preserve"> PAGEREF _Toc_ExecSummary \h </w:instrText>
+      </w:r>
+      <w:r>
+        <w:fldChar w:fldCharType="separate"/>
+      </w:r>
+      <w:r>
+        <w:t>1</w:t>
+      </w:r>
+      <w:r>
+        <w:fldChar w:fldCharType="end"/>
       </w:r>
     </w:p>
     <w:p>
       <w:pPr>
-        <w:ind w:left="0"/>
+        <w:tabs>
+          <w:tab w:val="right" w:leader="dot" w:pos="8640"/>
+        </w:tabs>
       </w:pPr>
       <w:r>
-        <w:rPr>
-          <w:sz w:val="22"/>
-        </w:rPr>
-        <w:t>Coverage Details .................................. —</w:t>
+        <w:t>Coverage Details</w:t>
+      </w:r>
+      <w:r>
+        <w:tab/>
+      </w:r>
+      <w:r>
+        <w:fldChar w:fldCharType="begin"/>
+      </w:r>
+      <w:r>
+        <w:instrText xml:space="preserve"> PAGEREF _Toc_CoverageDetails \h </w:instrText>
+      </w:r>
+      <w:r>
+        <w:fldChar w:fldCharType="separate"/>
+      </w:r>
+      <w:r>
+        <w:t>1</w:t>
+      </w:r>
+      <w:r>
+        <w:fldChar w:fldCharType="end"/>
       </w:r>
     </w:p>
     <w:p>
       <w:pPr>
         <w:ind w:left="360"/>
+        <w:tabs>
+          <w:tab w:val="right" w:leader="dot" w:pos="8640"/>
+        </w:tabs>
       </w:pPr>
       <w:r>
-        <w:rPr>
-          <w:sz w:val="22"/>
-        </w:rPr>
-        <w:t>General Liability ............................. —</w:t>
+        <w:t>General Liability</w:t>
+      </w:r>
+      <w:r>
+        <w:tab/>
+      </w:r>
+      <w:r>
+        <w:fldChar w:fldCharType="begin"/>
+      </w:r>
+      <w:r>
+        <w:instrText xml:space="preserve"> PAGEREF _Toc_GeneralLiability \h </w:instrText>
+      </w:r>
+      <w:r>
+        <w:fldChar w:fldCharType="separate"/>
+      </w:r>
+      <w:r>
+        <w:t>1</w:t>
+      </w:r>
+      <w:r>
+        <w:fldChar w:fldCharType="end"/>
       </w:r>
     </w:p>
     <w:p>
       <w:pPr>
         <w:ind w:left="360"/>
+        <w:tabs>
+          <w:tab w:val="right" w:leader="dot" w:pos="8640"/>
+        </w:tabs>
       </w:pPr>
       <w:r>
-        <w:rPr>
-          <w:sz w:val="22"/>
-        </w:rPr>
-        <w:t>Workers' Compensation ......................... —</w:t>
+        <w:t>Workers Compensation</w:t>
+      </w:r>
+      <w:r>
+        <w:tab/>
+      </w:r>
+      <w:r>
+        <w:fldChar w:fldCharType="begin"/>
+      </w:r>
+      <w:r>
+        <w:instrText xml:space="preserve"> PAGEREF _Toc_WorkersComp \h </w:instrText>
+      </w:r>
+      <w:r>
+        <w:fldChar w:fldCharType="separate"/>
+      </w:r>
+      <w:r>
+        <w:t>1</w:t>
+      </w:r>
+      <w:r>
+        <w:fldChar w:fldCharType="end"/>
       </w:r>
     </w:p>
     <w:p>
       <w:pPr>
         <w:ind w:left="360"/>
+        <w:tabs>
+          <w:tab w:val="right" w:leader="dot" w:pos="8640"/>
+        </w:tabs>
       </w:pPr>
       <w:r>
-        <w:rPr>
-          <w:sz w:val="22"/>
-        </w:rPr>
-        <w:t>Commercial Property ........................... —</w:t>
+        <w:t>Commercial Property</w:t>
+      </w:r>
+      <w:r>
+        <w:tab/>
+      </w:r>
+      <w:r>
+        <w:fldChar w:fldCharType="begin"/>
+      </w:r>
+      <w:r>
+        <w:instrText xml:space="preserve"> PAGEREF _Toc_CommercialProperty \h </w:instrText>
+      </w:r>
+      <w:r>
+        <w:fldChar w:fldCharType="separate"/>
+      </w:r>
+      <w:r>
+        <w:t>1</w:t>
+      </w:r>
+      <w:r>
+        <w:fldChar w:fldCharType="end"/>
       </w:r>
     </w:p>
     <w:p>
       <w:pPr>
-        <w:ind w:left="0"/>
+        <w:tabs>
+          <w:tab w:val="right" w:leader="dot" w:pos="8640"/>
+        </w:tabs>
       </w:pPr>
       <w:r>
-        <w:rPr>
-          <w:sz w:val="22"/>
-        </w:rPr>
-        <w:t>Recommendations ................................... —</w:t>
+        <w:t>Recommendations</w:t>
+      </w:r>
+      <w:r>
+        <w:tab/>
+      </w:r>
+      <w:r>
+        <w:fldChar w:fldCharType="begin"/>
+      </w:r>
+      <w:r>
+        <w:instrText xml:space="preserve"> PAGEREF _Toc_Recommendations \h </w:instrText>
+      </w:r>
+      <w:r>
+        <w:fldChar w:fldCharType="separate"/>
+      </w:r>
+      <w:r>
+        <w:t>1</w:t>
+      </w:r>
+      <w:r>
+        <w:fldChar w:fldCharType="end"/>
       </w:r>
     </w:p>
     <w:p>
       <w:pPr>
-        <w:ind w:left="0"/>
+        <w:tabs>
+          <w:tab w:val="right" w:leader="dot" w:pos="8640"/>
+        </w:tabs>
       </w:pPr>
       <w:r>
-        <w:rPr>
-          <w:sz w:val="22"/>
-        </w:rPr>
-        <w:t>About NBA Insurance Services ...................... —</w:t>
+        <w:t>About Fortress</w:t>
+      </w:r>
+      <w:r>
+        <w:tab/>
+      </w:r>
+      <w:r>
+        <w:fldChar w:fldCharType="begin"/>
+      </w:r>
+      <w:r>
+        <w:instrText xml:space="preserve"> PAGEREF _Toc_About \h </w:instrText>
+      </w:r>
+      <w:r>
+        <w:fldChar w:fldCharType="separate"/>
+      </w:r>
+      <w:r>
+        <w:t>1</w:t>
+      </w:r>
+      <w:r>
+        <w:fldChar w:fldCharType="end"/>
       </w:r>
     </w:p>
     <w:p>
@@ -197,12 +370,14 @@
       </w:r>
     </w:p>
     <w:p>
+      <w:bookmarkStart w:id="1" w:name="_Toc_ServiceTeam"/>
       <w:pPr>
         <w:pStyle w:val="Heading1"/>
       </w:pPr>
       <w:r>
         <w:t>Your Service Team</w:t>
       </w:r>
+      <w:bookmarkEnd w:id="1"/>
     </w:p>
     <w:tbl>
       <w:tblPr>
@@ -355,6 +530,13 @@
         </w:tc>
       </w:tr>
     </w:tbl>
+    <w:p>
+      <w:bookmarkStart w:id="2" w:name="_Toc_PremiumSummary"/>
+      <w:pPr>
+        <w:spacing w:before="0" w:after="0"/>
+      </w:pPr>
+      <w:bookmarkEnd w:id="2"/>
+    </w:p>
     <w:tbl>
       <w:tblPr>
         <w:tblStyle w:val="TableGrid"/>
@@ -572,6 +754,13 @@
         </w:tc>
       </w:tr>
     </w:tbl>
+    <w:p>
+      <w:bookmarkStart w:id="3" w:name="_Toc_MarketResponse"/>
+      <w:pPr>
+        <w:spacing w:before="0" w:after="0"/>
+      </w:pPr>
+      <w:bookmarkEnd w:id="3"/>
+    </w:p>
     <w:tbl>
       <w:tblPr>
         <w:tblStyle w:val="TableGrid"/>
@@ -761,6 +950,13 @@
       </w:tr>
     </w:tbl>
     <w:p>
+      <w:bookmarkStart w:id="4" w:name="_Toc_ExecSummary"/>
+      <w:pPr>
+        <w:spacing w:before="0" w:after="0"/>
+      </w:pPr>
+      <w:bookmarkEnd w:id="4"/>
+    </w:p>
+    <w:p>
       <w:r>
         <w:t>{narratives.executive_summary}</w:t>
       </w:r>
@@ -827,6 +1023,13 @@
       </w:tr>
     </w:tbl>
     <w:p>
+      <w:bookmarkStart w:id="5" w:name="_Toc_CoverageDetails"/>
+      <w:pPr>
+        <w:spacing w:before="0" w:after="0"/>
+      </w:pPr>
+      <w:bookmarkEnd w:id="5"/>
+    </w:p>
+    <w:p>
       <w:r>
         <w:t>{@lobSectionsXml}</w:t>
       </w:r>
@@ -870,6 +1073,13 @@
       </w:tr>
     </w:tbl>
     <w:p>
+      <w:bookmarkStart w:id="6" w:name="_Toc_Recommendations"/>
+      <w:pPr>
+        <w:spacing w:before="0" w:after="0"/>
+      </w:pPr>
+      <w:bookmarkEnd w:id="6"/>
+    </w:p>
+    <w:p>
       <w:r>
         <w:t>{narratives.recommendations}</w:t>
       </w:r>
@@ -878,6 +1088,13 @@
       <w:r>
         <w:br w:type="page"/>
       </w:r>
+    </w:p>
+    <w:p>
+      <w:bookmarkStart w:id="7" w:name="_Toc_About"/>
+      <w:pPr>
+        <w:spacing w:before="0" w:after="0"/>
+      </w:pPr>
+      <w:bookmarkEnd w:id="7"/>
     </w:p>
     <w:p>
       <w:r>
